--- a/Gabriel/Node React/GABRIEL POPA.docx
+++ b/Gabriel/Node React/GABRIEL POPA.docx
@@ -183,60 +183,7 @@
           <w:sz w:val="20"/>
           <w:szCs w:val="28"/>
         </w:rPr>
-        <w:t>, Romania</w:t>
-      </w:r>
-      <w:r>
-        <w:rPr>
-          <w:rStyle w:val="NormalWebChar"/>
-          <w:rFonts w:asciiTheme="majorBidi" w:hAnsiTheme="majorBidi" w:cstheme="majorBidi"/>
-          <w:bCs/>
-          <w:color w:val="000000" w:themeColor="text1"/>
-          <w:sz w:val="20"/>
-          <w:szCs w:val="28"/>
-        </w:rPr>
-        <w:t xml:space="preserve"> | </w:t>
-      </w:r>
-      <w:r>
-        <w:rPr>
-          <w:rStyle w:val="NormalWebChar"/>
-          <w:rFonts w:asciiTheme="majorBidi" w:hAnsiTheme="majorBidi" w:cstheme="majorBidi"/>
-          <w:bCs/>
-          <w:color w:val="000000" w:themeColor="text1"/>
-          <w:sz w:val="20"/>
-          <w:szCs w:val="28"/>
-        </w:rPr>
-        <w:t xml:space="preserve">+40 764309991 | </w:t>
-      </w:r>
-      <w:r>
-        <w:rPr>
-          <w:rFonts w:asciiTheme="majorBidi" w:eastAsia="Times New Roman" w:hAnsiTheme="majorBidi" w:cstheme="majorBidi"/>
-          <w:bCs/>
-          <w:color w:val="000000" w:themeColor="text1"/>
-          <w:szCs w:val="27"/>
-          <w:lang w:eastAsia="en-US"/>
-        </w:rPr>
-        <w:t>popagabriel0523@outlook.com</w:t>
-      </w:r>
-      <w:r>
-        <w:rPr>
-          <w:rFonts w:asciiTheme="majorBidi" w:eastAsia="Times New Roman" w:hAnsiTheme="majorBidi" w:cstheme="majorBidi"/>
-          <w:bCs/>
-          <w:color w:val="000000" w:themeColor="text1"/>
-          <w:szCs w:val="27"/>
-          <w:lang w:eastAsia="en-US"/>
-        </w:rPr>
-        <w:t xml:space="preserve"> | </w:t>
-      </w:r>
-      <w:r>
-        <w:rPr>
-          <w:rStyle w:val="NormalWebChar"/>
-          <w:rFonts w:asciiTheme="majorBidi" w:hAnsiTheme="majorBidi" w:cstheme="majorBidi"/>
-          <w:bCs/>
-          <w:color w:val="000000" w:themeColor="text1"/>
-          <w:sz w:val="20"/>
-          <w:szCs w:val="27"/>
-        </w:rPr>
-        <w:t>https://www.linkedin.com/in/gabriel-popa-89ba643a4/</w:t>
+        <w:t>, Romania | +40 764309991 | gabrielpdev@outlook.com | https://www.linkedin.com/in/gabriel-popa-12890b414/</w:t>
       </w:r>
     </w:p>
     <w:p>
@@ -444,7 +391,6 @@
         </w:rPr>
         <w:t xml:space="preserve">, </w:t>
       </w:r>
-      <w:proofErr w:type="spellStart"/>
       <w:r>
         <w:rPr>
           <w:rFonts w:ascii="Times New Roman" w:eastAsia="Times New Roman" w:hAnsi="Times New Roman" w:cs="Times New Roman"/>
@@ -456,7 +402,6 @@
         </w:rPr>
         <w:t>PostgreSQL</w:t>
       </w:r>
-      <w:proofErr w:type="spellEnd"/>
       <w:r>
         <w:rPr>
           <w:rFonts w:ascii="Times New Roman" w:eastAsia="Times New Roman" w:hAnsi="Times New Roman" w:cs="Times New Roman"/>
@@ -723,27 +668,7 @@
           <w:szCs w:val="24"/>
           <w:lang w:eastAsia="en-US"/>
         </w:rPr>
-        <w:t xml:space="preserve"> v4–v5, Next.js v12–v14, </w:t>
-      </w:r>
-      <w:proofErr w:type="spellStart"/>
-      <w:r>
-        <w:rPr>
-          <w:rFonts w:ascii="Times New Roman" w:eastAsia="Times New Roman" w:hAnsi="Times New Roman" w:cs="Times New Roman"/>
-          <w:sz w:val="22"/>
-          <w:szCs w:val="24"/>
-          <w:lang w:eastAsia="en-US"/>
-        </w:rPr>
-        <w:t>Redux</w:t>
-      </w:r>
-      <w:proofErr w:type="spellEnd"/>
-      <w:r>
-        <w:rPr>
-          <w:rFonts w:ascii="Times New Roman" w:eastAsia="Times New Roman" w:hAnsi="Times New Roman" w:cs="Times New Roman"/>
-          <w:sz w:val="22"/>
-          <w:szCs w:val="24"/>
-          <w:lang w:eastAsia="en-US"/>
-        </w:rPr>
-        <w:t xml:space="preserve"> Toolkit, </w:t>
+        <w:t xml:space="preserve"> v4–v5, Next.js v12–v14, Redux Toolkit, </w:t>
       </w:r>
       <w:proofErr w:type="spellStart"/>
       <w:r>
@@ -997,27 +922,7 @@
           <w:szCs w:val="24"/>
           <w:lang w:eastAsia="en-US"/>
         </w:rPr>
-        <w:t xml:space="preserve"> </w:t>
-      </w:r>
-      <w:proofErr w:type="spellStart"/>
-      <w:r>
-        <w:rPr>
-          <w:rFonts w:ascii="Times New Roman" w:eastAsia="Times New Roman" w:hAnsi="Times New Roman" w:cs="Times New Roman"/>
-          <w:sz w:val="22"/>
-          <w:szCs w:val="24"/>
-          <w:lang w:eastAsia="en-US"/>
-        </w:rPr>
-        <w:t>PostgreSQL</w:t>
-      </w:r>
-      <w:proofErr w:type="spellEnd"/>
-      <w:r>
-        <w:rPr>
-          <w:rFonts w:ascii="Times New Roman" w:eastAsia="Times New Roman" w:hAnsi="Times New Roman" w:cs="Times New Roman"/>
-          <w:sz w:val="22"/>
-          <w:szCs w:val="24"/>
-          <w:lang w:eastAsia="en-US"/>
-        </w:rPr>
-        <w:t xml:space="preserve"> v11–v15, MySQL, </w:t>
+        <w:t xml:space="preserve"> PostgreSQL v11–v15, MySQL, </w:t>
       </w:r>
       <w:proofErr w:type="spellStart"/>
       <w:r>
@@ -1105,140 +1010,36 @@
           <w:szCs w:val="24"/>
           <w:lang w:eastAsia="en-US"/>
         </w:rPr>
-        <w:t xml:space="preserve">Cloud &amp; </w:t>
+        <w:t>Cloud &amp; DevOps:</w:t>
+      </w:r>
+      <w:r>
+        <w:rPr>
+          <w:rFonts w:ascii="Times New Roman" w:eastAsia="Times New Roman" w:hAnsi="Times New Roman" w:cs="Times New Roman"/>
+          <w:sz w:val="22"/>
+          <w:szCs w:val="24"/>
+          <w:lang w:eastAsia="en-US"/>
+        </w:rPr>
+        <w:t xml:space="preserve"> AWS (EC2, S3, RDS, ECS/EKS basics, IAM basics), Docker, Terraform basics, GitHub Actions/</w:t>
       </w:r>
       <w:proofErr w:type="spellStart"/>
       <w:r>
         <w:rPr>
           <w:rFonts w:ascii="Times New Roman" w:eastAsia="Times New Roman" w:hAnsi="Times New Roman" w:cs="Times New Roman"/>
-          <w:b/>
-          <w:bCs/>
-          <w:sz w:val="22"/>
-          <w:szCs w:val="24"/>
-          <w:lang w:eastAsia="en-US"/>
-        </w:rPr>
-        <w:t>DevOps</w:t>
+          <w:sz w:val="22"/>
+          <w:szCs w:val="24"/>
+          <w:lang w:eastAsia="en-US"/>
+        </w:rPr>
+        <w:t>GitLab</w:t>
       </w:r>
       <w:proofErr w:type="spellEnd"/>
       <w:r>
         <w:rPr>
           <w:rFonts w:ascii="Times New Roman" w:eastAsia="Times New Roman" w:hAnsi="Times New Roman" w:cs="Times New Roman"/>
-          <w:b/>
-          <w:bCs/>
-          <w:sz w:val="22"/>
-          <w:szCs w:val="24"/>
-          <w:lang w:eastAsia="en-US"/>
-        </w:rPr>
-        <w:t>:</w:t>
-      </w:r>
-      <w:r>
-        <w:rPr>
-          <w:rFonts w:ascii="Times New Roman" w:eastAsia="Times New Roman" w:hAnsi="Times New Roman" w:cs="Times New Roman"/>
-          <w:sz w:val="22"/>
-          <w:szCs w:val="24"/>
-          <w:lang w:eastAsia="en-US"/>
-        </w:rPr>
-        <w:t xml:space="preserve"> AWS (EC2, S3, RDS, ECS/EKS basics, IAM basics), </w:t>
-      </w:r>
-      <w:proofErr w:type="spellStart"/>
-      <w:r>
-        <w:rPr>
-          <w:rFonts w:ascii="Times New Roman" w:eastAsia="Times New Roman" w:hAnsi="Times New Roman" w:cs="Times New Roman"/>
-          <w:sz w:val="22"/>
-          <w:szCs w:val="24"/>
-          <w:lang w:eastAsia="en-US"/>
-        </w:rPr>
-        <w:t>Docker</w:t>
-      </w:r>
-      <w:proofErr w:type="spellEnd"/>
-      <w:r>
-        <w:rPr>
-          <w:rFonts w:ascii="Times New Roman" w:eastAsia="Times New Roman" w:hAnsi="Times New Roman" w:cs="Times New Roman"/>
-          <w:sz w:val="22"/>
-          <w:szCs w:val="24"/>
-          <w:lang w:eastAsia="en-US"/>
-        </w:rPr>
-        <w:t xml:space="preserve">, </w:t>
-      </w:r>
-      <w:proofErr w:type="spellStart"/>
-      <w:r>
-        <w:rPr>
-          <w:rFonts w:ascii="Times New Roman" w:eastAsia="Times New Roman" w:hAnsi="Times New Roman" w:cs="Times New Roman"/>
-          <w:sz w:val="22"/>
-          <w:szCs w:val="24"/>
-          <w:lang w:eastAsia="en-US"/>
-        </w:rPr>
-        <w:t>Terraform</w:t>
-      </w:r>
-      <w:proofErr w:type="spellEnd"/>
-      <w:r>
-        <w:rPr>
-          <w:rFonts w:ascii="Times New Roman" w:eastAsia="Times New Roman" w:hAnsi="Times New Roman" w:cs="Times New Roman"/>
-          <w:sz w:val="22"/>
-          <w:szCs w:val="24"/>
-          <w:lang w:eastAsia="en-US"/>
-        </w:rPr>
-        <w:t xml:space="preserve"> basics, </w:t>
-      </w:r>
-      <w:proofErr w:type="spellStart"/>
-      <w:r>
-        <w:rPr>
-          <w:rFonts w:ascii="Times New Roman" w:eastAsia="Times New Roman" w:hAnsi="Times New Roman" w:cs="Times New Roman"/>
-          <w:sz w:val="22"/>
-          <w:szCs w:val="24"/>
-          <w:lang w:eastAsia="en-US"/>
-        </w:rPr>
-        <w:t>GitHub</w:t>
-      </w:r>
-      <w:proofErr w:type="spellEnd"/>
-      <w:r>
-        <w:rPr>
-          <w:rFonts w:ascii="Times New Roman" w:eastAsia="Times New Roman" w:hAnsi="Times New Roman" w:cs="Times New Roman"/>
-          <w:sz w:val="22"/>
-          <w:szCs w:val="24"/>
-          <w:lang w:eastAsia="en-US"/>
-        </w:rPr>
-        <w:t xml:space="preserve"> Actions/</w:t>
-      </w:r>
-      <w:proofErr w:type="spellStart"/>
-      <w:r>
-        <w:rPr>
-          <w:rFonts w:ascii="Times New Roman" w:eastAsia="Times New Roman" w:hAnsi="Times New Roman" w:cs="Times New Roman"/>
-          <w:sz w:val="22"/>
-          <w:szCs w:val="24"/>
-          <w:lang w:eastAsia="en-US"/>
-        </w:rPr>
-        <w:t>GitLab</w:t>
-      </w:r>
-      <w:proofErr w:type="spellEnd"/>
-      <w:r>
-        <w:rPr>
-          <w:rFonts w:ascii="Times New Roman" w:eastAsia="Times New Roman" w:hAnsi="Times New Roman" w:cs="Times New Roman"/>
-          <w:sz w:val="22"/>
-          <w:szCs w:val="24"/>
-          <w:lang w:eastAsia="en-US"/>
-        </w:rPr>
-        <w:t xml:space="preserve"> CI, CI/CD pipelines, </w:t>
-      </w:r>
-      <w:proofErr w:type="spellStart"/>
-      <w:r>
-        <w:rPr>
-          <w:rFonts w:ascii="Times New Roman" w:eastAsia="Times New Roman" w:hAnsi="Times New Roman" w:cs="Times New Roman"/>
-          <w:sz w:val="22"/>
-          <w:szCs w:val="24"/>
-          <w:lang w:eastAsia="en-US"/>
-        </w:rPr>
-        <w:t>Nginx</w:t>
-      </w:r>
-      <w:proofErr w:type="spellEnd"/>
-      <w:r>
-        <w:rPr>
-          <w:rFonts w:ascii="Times New Roman" w:eastAsia="Times New Roman" w:hAnsi="Times New Roman" w:cs="Times New Roman"/>
-          <w:sz w:val="22"/>
-          <w:szCs w:val="24"/>
-          <w:lang w:eastAsia="en-US"/>
-        </w:rPr>
-        <w:t>, Linux, containerized deployments, environment configuration, build pipelines</w:t>
+          <w:sz w:val="22"/>
+          <w:szCs w:val="24"/>
+          <w:lang w:eastAsia="en-US"/>
+        </w:rPr>
+        <w:t xml:space="preserve"> CI, CI/CD pipelines, Nginx, Linux, containerized deployments, environment configuration, build pipelines</w:t>
       </w:r>
     </w:p>
     <w:p>
@@ -1257,23 +1058,13 @@
           <w:lang w:eastAsia="en-US"/>
         </w:rPr>
       </w:pPr>
-      <w:proofErr w:type="spellStart"/>
       <w:r>
         <w:rPr>
           <w:rStyle w:val="Strong"/>
           <w:rFonts w:ascii="Times New Roman" w:hAnsi="Times New Roman" w:cs="Times New Roman"/>
           <w:sz w:val="22"/>
         </w:rPr>
-        <w:t>Observability</w:t>
-      </w:r>
-      <w:proofErr w:type="spellEnd"/>
-      <w:r>
-        <w:rPr>
-          <w:rStyle w:val="Strong"/>
-          <w:rFonts w:ascii="Times New Roman" w:hAnsi="Times New Roman" w:cs="Times New Roman"/>
-          <w:sz w:val="22"/>
-        </w:rPr>
-        <w:t xml:space="preserve"> / Quality / Security:</w:t>
+        <w:t>Observability / Quality / Security:</w:t>
       </w:r>
       <w:r>
         <w:rPr>
@@ -1428,7 +1219,7 @@
           <w:sz w:val="22"/>
           <w:szCs w:val="28"/>
         </w:rPr>
-        <w:t xml:space="preserve">2024 – </w:t>
+        <w:t xml:space="preserve"> </w:t>
       </w:r>
       <w:r>
         <w:rPr>
@@ -1437,7 +1228,25 @@
           <w:sz w:val="22"/>
           <w:szCs w:val="28"/>
         </w:rPr>
-        <w:t>Dec 2025)</w:t>
+        <w:t xml:space="preserve">2024 – </w:t>
+      </w:r>
+      <w:r>
+        <w:rPr>
+          <w:rFonts w:asciiTheme="majorBidi" w:hAnsiTheme="majorBidi" w:cstheme="majorBidi"/>
+          <w:i/>
+          <w:sz w:val="22"/>
+          <w:szCs w:val="28"/>
+        </w:rPr>
+        <w:t>May 2026</w:t>
+      </w:r>
+      <w:r>
+        <w:rPr>
+          <w:rFonts w:asciiTheme="majorBidi" w:hAnsiTheme="majorBidi" w:cstheme="majorBidi"/>
+          <w:i/>
+          <w:sz w:val="22"/>
+          <w:szCs w:val="28"/>
+        </w:rPr>
+        <w:t>)</w:t>
       </w:r>
     </w:p>
     <w:p>
@@ -2048,7 +1857,6 @@
         </w:rPr>
         <w:t xml:space="preserve"> controls, strengthening </w:t>
       </w:r>
-      <w:proofErr w:type="spellStart"/>
       <w:r>
         <w:rPr>
           <w:rFonts w:ascii="Times New Roman" w:eastAsia="Times New Roman" w:hAnsi="Times New Roman" w:cs="Times New Roman"/>
@@ -2060,7 +1868,6 @@
         </w:rPr>
         <w:t>PostgreSQL</w:t>
       </w:r>
-      <w:proofErr w:type="spellEnd"/>
       <w:r>
         <w:rPr>
           <w:rFonts w:ascii="Times New Roman" w:eastAsia="Times New Roman" w:hAnsi="Times New Roman" w:cs="Times New Roman"/>
@@ -2306,29 +2113,16 @@
         </w:rPr>
         <w:t xml:space="preserve"> contract testing into </w:t>
       </w:r>
-      <w:proofErr w:type="spellStart"/>
-      <w:r>
-        <w:rPr>
-          <w:rFonts w:ascii="Times New Roman" w:eastAsia="Times New Roman" w:hAnsi="Times New Roman" w:cs="Times New Roman"/>
-          <w:b/>
-          <w:bCs/>
-          <w:sz w:val="22"/>
-          <w:szCs w:val="24"/>
-          <w:lang w:eastAsia="en-US"/>
-        </w:rPr>
-        <w:t>GitHub</w:t>
-      </w:r>
-      <w:proofErr w:type="spellEnd"/>
-      <w:r>
-        <w:rPr>
-          <w:rFonts w:ascii="Times New Roman" w:eastAsia="Times New Roman" w:hAnsi="Times New Roman" w:cs="Times New Roman"/>
-          <w:b/>
-          <w:bCs/>
-          <w:sz w:val="22"/>
-          <w:szCs w:val="24"/>
-          <w:lang w:eastAsia="en-US"/>
-        </w:rPr>
-        <w:t xml:space="preserve"> Actions</w:t>
+      <w:r>
+        <w:rPr>
+          <w:rFonts w:ascii="Times New Roman" w:eastAsia="Times New Roman" w:hAnsi="Times New Roman" w:cs="Times New Roman"/>
+          <w:b/>
+          <w:bCs/>
+          <w:sz w:val="22"/>
+          <w:szCs w:val="24"/>
+          <w:lang w:eastAsia="en-US"/>
+        </w:rPr>
+        <w:t>GitHub Actions</w:t>
       </w:r>
       <w:r>
         <w:rPr>
@@ -2374,27 +2168,7 @@
           <w:szCs w:val="24"/>
           <w:lang w:eastAsia="en-US"/>
         </w:rPr>
-        <w:t xml:space="preserve"> production </w:t>
-      </w:r>
-      <w:proofErr w:type="spellStart"/>
-      <w:r>
-        <w:rPr>
-          <w:rFonts w:ascii="Times New Roman" w:eastAsia="Times New Roman" w:hAnsi="Times New Roman" w:cs="Times New Roman"/>
-          <w:sz w:val="22"/>
-          <w:szCs w:val="24"/>
-          <w:lang w:eastAsia="en-US"/>
-        </w:rPr>
-        <w:t>observability</w:t>
-      </w:r>
-      <w:proofErr w:type="spellEnd"/>
-      <w:r>
-        <w:rPr>
-          <w:rFonts w:ascii="Times New Roman" w:eastAsia="Times New Roman" w:hAnsi="Times New Roman" w:cs="Times New Roman"/>
-          <w:sz w:val="22"/>
-          <w:szCs w:val="24"/>
-          <w:lang w:eastAsia="en-US"/>
-        </w:rPr>
-        <w:t xml:space="preserve"> through structured logging, </w:t>
+        <w:t xml:space="preserve"> production observability through structured logging, </w:t>
       </w:r>
       <w:r>
         <w:rPr>
@@ -2508,7 +2282,6 @@
         </w:rPr>
         <w:t xml:space="preserve"> backend services with </w:t>
       </w:r>
-      <w:proofErr w:type="spellStart"/>
       <w:r>
         <w:rPr>
           <w:rFonts w:ascii="Times New Roman" w:eastAsia="Times New Roman" w:hAnsi="Times New Roman" w:cs="Times New Roman"/>
@@ -2520,7 +2293,6 @@
         </w:rPr>
         <w:t>Docker</w:t>
       </w:r>
-      <w:proofErr w:type="spellEnd"/>
       <w:r>
         <w:rPr>
           <w:rFonts w:ascii="Times New Roman" w:eastAsia="Times New Roman" w:hAnsi="Times New Roman" w:cs="Times New Roman"/>
@@ -2956,7 +2728,6 @@
         </w:rPr>
         <w:t xml:space="preserve"> from </w:t>
       </w:r>
-      <w:proofErr w:type="spellStart"/>
       <w:r>
         <w:rPr>
           <w:rStyle w:val="Strong"/>
@@ -2965,7 +2736,6 @@
         </w:rPr>
         <w:t>Redux</w:t>
       </w:r>
-      <w:proofErr w:type="spellEnd"/>
       <w:r>
         <w:rPr>
           <w:rFonts w:ascii="Times New Roman" w:hAnsi="Times New Roman" w:cs="Times New Roman"/>
@@ -3351,7 +3121,6 @@
         </w:rPr>
         <w:t xml:space="preserve"> errors by tuning </w:t>
       </w:r>
-      <w:proofErr w:type="spellStart"/>
       <w:r>
         <w:rPr>
           <w:rFonts w:ascii="Times New Roman" w:eastAsia="Times New Roman" w:hAnsi="Times New Roman" w:cs="Times New Roman"/>
@@ -3363,7 +3132,6 @@
         </w:rPr>
         <w:t>Nginx</w:t>
       </w:r>
-      <w:proofErr w:type="spellEnd"/>
       <w:r>
         <w:rPr>
           <w:rFonts w:ascii="Times New Roman" w:eastAsia="Times New Roman" w:hAnsi="Times New Roman" w:cs="Times New Roman"/>
@@ -3640,8 +3408,10 @@
           <w:sz w:val="22"/>
           <w:szCs w:val="28"/>
         </w:rPr>
-        <w:t>Sept</w:t>
-      </w:r>
+        <w:t>Sep</w:t>
+      </w:r>
+      <w:bookmarkStart w:id="0" w:name="_GoBack"/>
+      <w:bookmarkEnd w:id="0"/>
       <w:r>
         <w:rPr>
           <w:rFonts w:asciiTheme="majorBidi" w:hAnsiTheme="majorBidi" w:cstheme="majorBidi"/>
@@ -3826,7 +3596,6 @@
         </w:rPr>
         <w:t xml:space="preserve"> by investigating slow pages, adding </w:t>
       </w:r>
-      <w:proofErr w:type="spellStart"/>
       <w:r>
         <w:rPr>
           <w:rStyle w:val="Strong"/>
@@ -3835,7 +3604,6 @@
         </w:rPr>
         <w:t>PostgreSQL</w:t>
       </w:r>
-      <w:proofErr w:type="spellEnd"/>
       <w:r>
         <w:rPr>
           <w:rFonts w:ascii="Times New Roman" w:hAnsi="Times New Roman" w:cs="Times New Roman"/>
@@ -5047,27 +4815,7 @@
           <w:szCs w:val="24"/>
           <w:lang w:eastAsia="en-US"/>
         </w:rPr>
-        <w:t xml:space="preserve">, with focus on service </w:t>
-      </w:r>
-      <w:bookmarkStart w:id="0" w:name="_GoBack"/>
-      <w:r>
-        <w:rPr>
-          <w:rFonts w:ascii="Times New Roman" w:eastAsia="Times New Roman" w:hAnsi="Times New Roman" w:cs="Times New Roman"/>
-          <w:sz w:val="22"/>
-          <w:szCs w:val="24"/>
-          <w:lang w:eastAsia="en-US"/>
-        </w:rPr>
-        <w:t>integration</w:t>
-      </w:r>
-      <w:bookmarkEnd w:id="0"/>
-      <w:r>
-        <w:rPr>
-          <w:rFonts w:ascii="Times New Roman" w:eastAsia="Times New Roman" w:hAnsi="Times New Roman" w:cs="Times New Roman"/>
-          <w:sz w:val="22"/>
-          <w:szCs w:val="24"/>
-          <w:lang w:eastAsia="en-US"/>
-        </w:rPr>
-        <w:t>, monitoring, secure configuration, and production-ready cloud operations.</w:t>
+        <w:t>, with focus on service integration, monitoring, secure configuration, and production-ready cloud operations.</w:t>
       </w:r>
     </w:p>
     <w:p>
@@ -5160,29 +4908,16 @@
           <w:lang w:eastAsia="en-US"/>
         </w:rPr>
       </w:pPr>
-      <w:proofErr w:type="spellStart"/>
-      <w:r>
-        <w:rPr>
-          <w:rFonts w:ascii="Times New Roman" w:eastAsia="Times New Roman" w:hAnsi="Times New Roman" w:cs="Times New Roman"/>
-          <w:b/>
-          <w:bCs/>
-          <w:sz w:val="22"/>
-          <w:szCs w:val="24"/>
-          <w:lang w:eastAsia="en-US"/>
-        </w:rPr>
-        <w:t>PostgreSQL</w:t>
-      </w:r>
-      <w:proofErr w:type="spellEnd"/>
-      <w:r>
-        <w:rPr>
-          <w:rFonts w:ascii="Times New Roman" w:eastAsia="Times New Roman" w:hAnsi="Times New Roman" w:cs="Times New Roman"/>
-          <w:b/>
-          <w:bCs/>
-          <w:sz w:val="22"/>
-          <w:szCs w:val="24"/>
-          <w:lang w:eastAsia="en-US"/>
-        </w:rPr>
-        <w:t xml:space="preserve"> for Developers — 2022</w:t>
+      <w:r>
+        <w:rPr>
+          <w:rFonts w:ascii="Times New Roman" w:eastAsia="Times New Roman" w:hAnsi="Times New Roman" w:cs="Times New Roman"/>
+          <w:b/>
+          <w:bCs/>
+          <w:sz w:val="22"/>
+          <w:szCs w:val="24"/>
+          <w:lang w:eastAsia="en-US"/>
+        </w:rPr>
+        <w:t>PostgreSQL for Developers — 2022</w:t>
       </w:r>
     </w:p>
     <w:p>
@@ -7595,7 +7330,6 @@
       <w:jc w:val="both"/>
     </w:pPr>
     <w:tblPr>
-      <w:tblInd w:w="0" w:type="dxa"/>
       <w:tblBorders>
         <w:top w:val="single" w:sz="4" w:space="0" w:color="auto"/>
         <w:left w:val="single" w:sz="4" w:space="0" w:color="auto"/>
@@ -7604,12 +7338,6 @@
         <w:insideH w:val="single" w:sz="4" w:space="0" w:color="auto"/>
         <w:insideV w:val="single" w:sz="4" w:space="0" w:color="auto"/>
       </w:tblBorders>
-      <w:tblCellMar>
-        <w:top w:w="0" w:type="dxa"/>
-        <w:left w:w="108" w:type="dxa"/>
-        <w:bottom w:w="0" w:type="dxa"/>
-        <w:right w:w="108" w:type="dxa"/>
-      </w:tblCellMar>
     </w:tblPr>
   </w:style>
   <w:style w:type="character" w:customStyle="1" w:styleId="NormalWebChar">
@@ -7880,7 +7608,6 @@
       <w:jc w:val="both"/>
     </w:pPr>
     <w:tblPr>
-      <w:tblInd w:w="0" w:type="dxa"/>
       <w:tblBorders>
         <w:top w:val="single" w:sz="4" w:space="0" w:color="auto"/>
         <w:left w:val="single" w:sz="4" w:space="0" w:color="auto"/>
@@ -7889,12 +7616,6 @@
         <w:insideH w:val="single" w:sz="4" w:space="0" w:color="auto"/>
         <w:insideV w:val="single" w:sz="4" w:space="0" w:color="auto"/>
       </w:tblBorders>
-      <w:tblCellMar>
-        <w:top w:w="0" w:type="dxa"/>
-        <w:left w:w="108" w:type="dxa"/>
-        <w:bottom w:w="0" w:type="dxa"/>
-        <w:right w:w="108" w:type="dxa"/>
-      </w:tblCellMar>
     </w:tblPr>
   </w:style>
   <w:style w:type="character" w:customStyle="1" w:styleId="NormalWebChar">
